--- a/cf/jm/u/files/u052.docx
+++ b/cf/jm/u/files/u052.docx
@@ -20,7 +20,7 @@
     </w:p>
     <w:p>
       <w:r>
-        <w:t>請針對每個題目，把答案填在「回答：」後面（越具體越好）；填好後請放回您的部門資料夾即可，不需回信。</w:t>
+        <w:t>這份問卷是想更了解您的實際作業，好把您的 AI 助理做得更貼近需求。第一部分請把答案填在「回答：」後面（越具體越好）；第二部分只是先讓您了解，之後用的時候再一起調整，不用現在填。填好後放回您的部門資料夾即可，不需回信。</w:t>
       </w:r>
     </w:p>
     <w:p>
@@ -32,8 +32,16 @@
       </w:r>
     </w:p>
     <w:p>
+      <w:pPr>
+        <w:pStyle w:val="Heading2"/>
+      </w:pPr>
       <w:r>
-        <w:t>1. R 槽的客戶圖面是 PDF、DWG 還是圖片掃描？版次資訊固定印在圖框哪個位置？</w:t>
+        <w:t>一、請您提供或確認的事情</w:t>
+      </w:r>
+    </w:p>
+    <w:p>
+      <w:r>
+        <w:t>1. 這位助理是幫產品工程師處理「客戶圖面出狀況」的：把客戶圖上的料號、版次、規格、標到的異常點整理出來，再擬一封通知信給相關單位。</w:t>
       </w:r>
     </w:p>
     <w:p>
@@ -43,7 +51,7 @@
     </w:p>
     <w:p>
       <w:r>
-        <w:t>2. 與客戶圖比對的基準是 PLM 現行 BOM 還是另有料號對照表？可否提供一份匯出檔？</w:t>
+        <w:t>2. 你要先給它兩樣東西：一是客戶圖面（放在 R 槽的 PDF 或圖檔），二是簡單講一下這次異常是什麼情形。</w:t>
       </w:r>
     </w:p>
     <w:p>
@@ -53,7 +61,7 @@
     </w:p>
     <w:p>
       <w:r>
-        <w:t>3. 異常通知郵件的固定收件與副本對象有哪些單位？主旨有無固定格式？</w:t>
+        <w:t>3. 它會拿圖上的料號去對「BOM／料號對照表」（就是公司內部那份標準的料號清單），看看料號有沒有、版次對不對、規格材質有沒有一致。</w:t>
       </w:r>
     </w:p>
     <w:p>
@@ -63,7 +71,7 @@
     </w:p>
     <w:p>
       <w:r>
-        <w:t>4. 常見的異常類型有哪幾種（版次不符／料號對應／規格差異／材質不符）？各有無標準處置語？</w:t>
+        <w:t>4. 凡是圖上沒寫清楚的欄位，它一律標「待補」，不會自己猜、不會亂填料號或版次。</w:t>
       </w:r>
     </w:p>
     <w:p>
@@ -73,7 +81,7 @@
     </w:p>
     <w:p>
       <w:r>
-        <w:t>5. 能否提供 3～5 封過去實際發過的異常通知信（去識別化）當語氣與格式範本？</w:t>
+        <w:t>5. 最後它給你兩份東西：一張「異常比對表」（哪裡不一樣一目了然），加一封可以直接改的「異常通知信草稿」。</w:t>
       </w:r>
     </w:p>
     <w:p>
@@ -83,12 +91,45 @@
     </w:p>
     <w:p>
       <w:r>
-        <w:t>6. AI 只出草稿到哪個階段？由誰做最終研判與對外發送？</w:t>
+        <w:t>6. 它只出草稿，不會替你寄信、也不會幫你判斷是誰的責任——這些留給工程師決定。</w:t>
       </w:r>
     </w:p>
     <w:p>
       <w:r>
         <w:t>回答：</w:t>
+      </w:r>
+    </w:p>
+    <w:p>
+      <w:pPr>
+        <w:pStyle w:val="Heading2"/>
+      </w:pPr>
+      <w:r>
+        <w:t>二、要用了之後、跟 AI 一起調整的事情（先了解即可，不用現在填）</w:t>
+      </w:r>
+    </w:p>
+    <w:p>
+      <w:r>
+        <w:t>• 第一次用，拿幾張以前處理過的圖面實測，看它抓的料號、版次是不是跟你手動對的一致，不一致就把正確答案回饋給它。</w:t>
+      </w:r>
+    </w:p>
+    <w:p>
+      <w:r>
+        <w:t>• 它標「待補」或「料號未對應」的地方，就是要你人工去看的重點——通常是圖面沒寫清楚或它沒把握，別跳過。</w:t>
+      </w:r>
+    </w:p>
+    <w:p>
+      <w:r>
+        <w:t>• 通知信草稿的語氣、收件單位如果不對，直接改；改完把你偏好的講法補進知識庫的信件範本，下次就更貼近。</w:t>
+      </w:r>
+    </w:p>
+    <w:p>
+      <w:r>
+        <w:t>• 上線前先把公司真實的 BOM／料號主檔換進去（範例檔只是示範），對得準不準取決於這份主檔。</w:t>
+      </w:r>
+    </w:p>
+    <w:p>
+      <w:r>
+        <w:t>• 異常判定、責任歸屬、正式發信，永遠由工程師覆核後才做，AI 只是幫你把前面的整理和擬稿省下來。</w:t>
       </w:r>
     </w:p>
     <w:p/>
@@ -101,8 +142,16 @@
       </w:r>
     </w:p>
     <w:p>
+      <w:pPr>
+        <w:pStyle w:val="Heading2"/>
+      </w:pPr>
       <w:r>
-        <w:t>1. 業務轉來的客戶設變資料是什麼格式（設變單 PDF／Email／修改圖面）？內容結構固定嗎？</w:t>
+        <w:t>一、請您提供或確認的事情</w:t>
+      </w:r>
+    </w:p>
+    <w:p>
+      <w:r>
+        <w:t>1. 這位助理是幫產品工程師處理「客戶要改設計（設變）」的：把客戶送來的設變資料整理好，比對改了哪些地方，再彙整出新版工程資料。</w:t>
       </w:r>
     </w:p>
     <w:p>
@@ -112,7 +161,7 @@
     </w:p>
     <w:p>
       <w:r>
-        <w:t>2. 比對設變差異的基準是 PLM 現行 BOM 嗎？可否提供匯出檔？</w:t>
+        <w:t>2. 你要給它的是業務轉來的客戶設變資料（通常是 PDF、圖檔或設變單）。</w:t>
       </w:r>
     </w:p>
     <w:p>
@@ -122,7 +171,7 @@
     </w:p>
     <w:p>
       <w:r>
-        <w:t>3. 一次設變通常會牽動幾階 BOM 與幾張工程圖？如何判斷受影響範圍？</w:t>
+        <w:t>3. 它會把設變的料號、改了什麼、新舊版次抓出來，去對公司 PLM 現行的 BOM／料號主檔，看哪些 BOM、工程圖、途程會被連帶影響。</w:t>
       </w:r>
     </w:p>
     <w:p>
@@ -132,7 +181,7 @@
     </w:p>
     <w:p>
       <w:r>
-        <w:t>4. 新版工程資料發行至 PLM 有無固定欄位與命名規則？</w:t>
+        <w:t>4. 資料上沒寫清楚的地方它標「待補」，不會自己猜要改什麼、也不會亂判影響範圍。</w:t>
       </w:r>
     </w:p>
     <w:p>
@@ -142,7 +191,7 @@
     </w:p>
     <w:p>
       <w:r>
-        <w:t>5. 能否提供 2～3 個過去實際處理過的設變案（去識別化）當範例？</w:t>
+        <w:t>5. 它給你一張「設變比對表」（新舊差異、受影響項目都列出來），再加一份新版工程資料的彙整草稿。</w:t>
       </w:r>
     </w:p>
     <w:p>
@@ -152,12 +201,45 @@
     </w:p>
     <w:p>
       <w:r>
-        <w:t>6. AI 出設變彙整草稿後，進版與發行由誰覆核決定？</w:t>
+        <w:t>6. 它只做彙整和擬稿，不會替你在 PLM 發行新版——發行由工程師確認後自己做。</w:t>
       </w:r>
     </w:p>
     <w:p>
       <w:r>
         <w:t>回答：</w:t>
+      </w:r>
+    </w:p>
+    <w:p>
+      <w:pPr>
+        <w:pStyle w:val="Heading2"/>
+      </w:pPr>
+      <w:r>
+        <w:t>二、要用了之後、跟 AI 一起調整的事情（先了解即可，不用現在填）</w:t>
+      </w:r>
+    </w:p>
+    <w:p>
+      <w:r>
+        <w:t>• 拿幾筆以前的設變案實測，對照它列的「受影響項目」是否漏了、或多列了，把正確的連動範圍回饋給它。</w:t>
+      </w:r>
+    </w:p>
+    <w:p>
+      <w:r>
+        <w:t>• 凡是它標「變更項不明／料號未對應」的，就是要你人工釐清的地方，通常得回頭問業務或客戶。</w:t>
+      </w:r>
+    </w:p>
+    <w:p>
+      <w:r>
+        <w:t>• 影響哪些 BOM 階、圖、途程要連動，這套判斷邏輯每家不同，先把公司的連動規則補進知識庫，它才會準。</w:t>
+      </w:r>
+    </w:p>
+    <w:p>
+      <w:r>
+        <w:t>• 上線前把真實 BOM／料號主檔和 PLM 現行版次匯進去，範例檔只是讓你先試跑。</w:t>
+      </w:r>
+    </w:p>
+    <w:p>
+      <w:r>
+        <w:t>• 影響範圍評估和 PLM 發行永遠由工程師拍板，AI 只是先幫你把差異和清單整理出來。</w:t>
       </w:r>
     </w:p>
     <w:p/>
@@ -170,8 +252,16 @@
       </w:r>
     </w:p>
     <w:p>
+      <w:pPr>
+        <w:pStyle w:val="Heading2"/>
+      </w:pPr>
       <w:r>
-        <w:t>1. R 槽的客戶原始資料通常包含哪些檔案（圖面／規範書／料號清單）？格式固定嗎？</w:t>
+        <w:t>一、請您提供或確認的事情</w:t>
+      </w:r>
+    </w:p>
+    <w:p>
+      <w:r>
+        <w:t>1. 這位助理是幫產品工程師處理「新案子進來」的前置整理：把客戶原始資料裡的料號、規格、材質、數量、要求整理成一份工程資料草稿。</w:t>
       </w:r>
     </w:p>
     <w:p>
@@ -181,7 +271,7 @@
     </w:p>
     <w:p>
       <w:r>
-        <w:t>2. 公司的料號與規格命名規則是什麼？有無現成對照文件？</w:t>
+        <w:t>2. 你要給它的是客戶原始資料（放在 R 槽，通常是 PDF、圖檔或規範書）。</w:t>
       </w:r>
     </w:p>
     <w:p>
@@ -191,7 +281,7 @@
     </w:p>
     <w:p>
       <w:r>
-        <w:t>3. 從客戶規範要抽取哪些關鍵參數（材質／尺寸／公差／表面處理／驗收標準）？</w:t>
+        <w:t>3. 它會把客戶料號對到公司內部料號，並特別把「一定要做到」的強制條款（規範裡寫 shall／must 的）完整標出來，不改寫。</w:t>
       </w:r>
     </w:p>
     <w:p>
@@ -201,7 +291,7 @@
     </w:p>
     <w:p>
       <w:r>
-        <w:t>4. 如何判斷是否有既有相似料號可沿用？依料號還是規格特徵？</w:t>
+        <w:t>4. 資料沒寫清楚的地方標「待補」，不會自己猜規格或材質。</w:t>
       </w:r>
     </w:p>
     <w:p>
@@ -211,7 +301,7 @@
     </w:p>
     <w:p>
       <w:r>
-        <w:t>5. 能否提供 2～3 個過去新開發案的完整資料（去識別化）當範例？</w:t>
+        <w:t>5. 它給你一張「新案資料彙整表」加一份「待釐清清單」，把不確定的項目集中列給你看。</w:t>
       </w:r>
     </w:p>
     <w:p>
@@ -221,12 +311,45 @@
     </w:p>
     <w:p>
       <w:r>
-        <w:t>6. AI 出料號與規格草稿後，由誰覆核並發行至 PLM？</w:t>
+        <w:t>6. 它只做文件整理，不會幫你判斷這案子能不能做、也不會建料號——製造可行性、3D、程式這些是工程師的專業。</w:t>
       </w:r>
     </w:p>
     <w:p>
       <w:r>
         <w:t>回答：</w:t>
+      </w:r>
+    </w:p>
+    <w:p>
+      <w:pPr>
+        <w:pStyle w:val="Heading2"/>
+      </w:pPr>
+      <w:r>
+        <w:t>二、要用了之後、跟 AI 一起調整的事情（先了解即可，不用現在填）</w:t>
+      </w:r>
+    </w:p>
+    <w:p>
+      <w:r>
+        <w:t>• 拿幾份以前的新案資料實測，重點看它有沒有漏掉強制條款，這一項要求 100% 不能漏，漏了就把規則補清楚。</w:t>
+      </w:r>
+    </w:p>
+    <w:p>
+      <w:r>
+        <w:t>• 它標「待建料號／規格待補」的地方就是要你人工補的，別讓它硬填。</w:t>
+      </w:r>
+    </w:p>
+    <w:p>
+      <w:r>
+        <w:t>• 客戶原始資料格式各家不同（規範書、TPD、圖面），把你們常見的格式和必抓欄位整理給它，抓得會更準。</w:t>
+      </w:r>
+    </w:p>
+    <w:p>
+      <w:r>
+        <w:t>• 上線前換上真實料號／規格主檔，範例檔只是示範。</w:t>
+      </w:r>
+    </w:p>
+    <w:p>
+      <w:r>
+        <w:t>• 「這案子能不能做」這種可行性判斷永遠由工程師來，AI 只負責把資料先整理乾淨、幫你省前面的工。</w:t>
       </w:r>
     </w:p>
     <w:p/>
